--- a/Lesson4/Lesson4Report.docx
+++ b/Lesson4/Lesson4Report.docx
@@ -93,7 +93,39 @@
           <w:sz w:val="40"/>
           <w:szCs w:val="40"/>
         </w:rPr>
-        <w:t>Saad W.(202337730) and Mohamed K.(202338790)</w:t>
+        <w:t xml:space="preserve">Saad </w:t>
+      </w:r>
+      <w:proofErr w:type="gramStart"/>
+      <w:r>
+        <w:rPr>
+          <w:sz w:val="40"/>
+          <w:szCs w:val="40"/>
+        </w:rPr>
+        <w:t>W.(</w:t>
+      </w:r>
+      <w:proofErr w:type="gramEnd"/>
+      <w:r>
+        <w:rPr>
+          <w:sz w:val="40"/>
+          <w:szCs w:val="40"/>
+        </w:rPr>
+        <w:t xml:space="preserve">202337730) and Mohamed </w:t>
+      </w:r>
+      <w:proofErr w:type="gramStart"/>
+      <w:r>
+        <w:rPr>
+          <w:sz w:val="40"/>
+          <w:szCs w:val="40"/>
+        </w:rPr>
+        <w:t>K.(</w:t>
+      </w:r>
+      <w:proofErr w:type="gramEnd"/>
+      <w:r>
+        <w:rPr>
+          <w:sz w:val="40"/>
+          <w:szCs w:val="40"/>
+        </w:rPr>
+        <w:t>202338790)</w:t>
       </w:r>
     </w:p>
     <w:p>
@@ -196,7 +228,6 @@
           <w:kern w:val="0"/>
           <w:sz w:val="36"/>
           <w:szCs w:val="36"/>
-          <w:lang/>
           <w14:ligatures w14:val="none"/>
         </w:rPr>
         <w:lastRenderedPageBreak/>
@@ -270,7 +301,6 @@
         <w:rPr>
           <w:rFonts w:ascii="Times New Roman" w:eastAsia="Times New Roman" w:hAnsi="Times New Roman" w:cs="Times New Roman"/>
           <w:kern w:val="0"/>
-          <w:lang/>
           <w14:ligatures w14:val="none"/>
         </w:rPr>
       </w:pPr>
@@ -279,10 +309,9 @@
           <w:rFonts w:ascii="Times New Roman" w:eastAsia="Times New Roman" w:hAnsi="Times New Roman" w:cs="Times New Roman"/>
           <w:noProof/>
           <w:kern w:val="0"/>
-          <w:lang/>
         </w:rPr>
         <w:pict w14:anchorId="217E27C4">
-          <v:rect id="_x0000_i1025" alt="" style="width:468pt;height:.05pt;mso-width-percent:0;mso-height-percent:0;mso-width-percent:0;mso-height-percent:0" o:hralign="center" o:hrstd="t" o:hr="t" fillcolor="#a0a0a0" stroked="f"/>
+          <v:rect id="_x0000_i1034" alt="" style="width:6in;height:.05pt;mso-width-percent:0;mso-height-percent:0;mso-width-percent:0;mso-height-percent:0" o:hralign="center" o:hrstd="t" o:hr="t" fillcolor="#a0a0a0" stroked="f"/>
         </w:pict>
       </w:r>
     </w:p>
@@ -314,7 +343,6 @@
           <w:kern w:val="0"/>
           <w:sz w:val="36"/>
           <w:szCs w:val="36"/>
-          <w:lang/>
           <w14:ligatures w14:val="none"/>
         </w:rPr>
         <w:t>Why This Works / Root Cause</w:t>
@@ -439,7 +467,6 @@
         <w:rPr>
           <w:rFonts w:ascii="Times New Roman" w:eastAsia="Times New Roman" w:hAnsi="Times New Roman" w:cs="Times New Roman"/>
           <w:kern w:val="0"/>
-          <w:lang/>
           <w14:ligatures w14:val="none"/>
         </w:rPr>
       </w:pPr>
@@ -448,10 +475,9 @@
           <w:rFonts w:ascii="Times New Roman" w:eastAsia="Times New Roman" w:hAnsi="Times New Roman" w:cs="Times New Roman"/>
           <w:noProof/>
           <w:kern w:val="0"/>
-          <w:lang/>
         </w:rPr>
         <w:pict w14:anchorId="7FC843F8">
-          <v:rect id="_x0000_i1026" alt="" style="width:468pt;height:.05pt;mso-width-percent:0;mso-height-percent:0;mso-width-percent:0;mso-height-percent:0" o:hralign="center" o:hrstd="t" o:hr="t" fillcolor="#a0a0a0" stroked="f"/>
+          <v:rect id="_x0000_i1033" alt="" style="width:6in;height:.05pt;mso-width-percent:0;mso-height-percent:0;mso-width-percent:0;mso-height-percent:0" o:hralign="center" o:hrstd="t" o:hr="t" fillcolor="#a0a0a0" stroked="f"/>
         </w:pict>
       </w:r>
     </w:p>
@@ -483,7 +509,6 @@
           <w:kern w:val="0"/>
           <w:sz w:val="36"/>
           <w:szCs w:val="36"/>
-          <w:lang/>
           <w14:ligatures w14:val="none"/>
         </w:rPr>
         <w:t>Environment and Setup</w:t>
@@ -729,7 +754,6 @@
         <w:rPr>
           <w:rFonts w:ascii="Times New Roman" w:eastAsia="Times New Roman" w:hAnsi="Times New Roman" w:cs="Times New Roman"/>
           <w:kern w:val="0"/>
-          <w:lang/>
           <w14:ligatures w14:val="none"/>
         </w:rPr>
       </w:pPr>
@@ -738,10 +762,9 @@
           <w:rFonts w:ascii="Times New Roman" w:eastAsia="Times New Roman" w:hAnsi="Times New Roman" w:cs="Times New Roman"/>
           <w:noProof/>
           <w:kern w:val="0"/>
-          <w:lang/>
         </w:rPr>
         <w:pict w14:anchorId="40E48305">
-          <v:rect id="_x0000_i1027" alt="" style="width:468pt;height:.05pt;mso-width-percent:0;mso-height-percent:0;mso-width-percent:0;mso-height-percent:0" o:hralign="center" o:hrstd="t" o:hr="t" fillcolor="#a0a0a0" stroked="f"/>
+          <v:rect id="_x0000_i1032" alt="" style="width:6in;height:.05pt;mso-width-percent:0;mso-height-percent:0;mso-width-percent:0;mso-height-percent:0" o:hralign="center" o:hrstd="t" o:hr="t" fillcolor="#a0a0a0" stroked="f"/>
         </w:pict>
       </w:r>
     </w:p>
@@ -773,7 +796,6 @@
           <w:kern w:val="0"/>
           <w:sz w:val="36"/>
           <w:szCs w:val="36"/>
-          <w:lang/>
           <w14:ligatures w14:val="none"/>
         </w:rPr>
         <w:t>Reproduction Steps</w:t>
@@ -907,6 +929,7 @@
       <w:r>
         <w:rPr>
           <w:rFonts w:ascii="Times New Roman" w:eastAsia="Times New Roman" w:hAnsi="Times New Roman" w:cs="Times New Roman"/>
+          <w:noProof/>
           <w:kern w:val="0"/>
           <w14:ligatures w14:val="none"/>
         </w:rPr>
@@ -1026,6 +1049,7 @@
       <w:r>
         <w:rPr>
           <w:rFonts w:ascii="Times New Roman" w:eastAsia="Times New Roman" w:hAnsi="Times New Roman" w:cs="Times New Roman"/>
+          <w:noProof/>
           <w:kern w:val="0"/>
           <w14:ligatures w14:val="none"/>
         </w:rPr>
@@ -1233,6 +1257,7 @@
       <w:r>
         <w:rPr>
           <w:rFonts w:ascii="Times New Roman" w:eastAsia="Times New Roman" w:hAnsi="Times New Roman" w:cs="Times New Roman"/>
+          <w:noProof/>
           <w:kern w:val="0"/>
           <w14:ligatures w14:val="none"/>
         </w:rPr>
@@ -1323,7 +1348,6 @@
         <w:rPr>
           <w:rFonts w:ascii="Times New Roman" w:eastAsia="Times New Roman" w:hAnsi="Times New Roman" w:cs="Times New Roman"/>
           <w:kern w:val="0"/>
-          <w:lang/>
           <w14:ligatures w14:val="none"/>
         </w:rPr>
       </w:pPr>
@@ -1332,10 +1356,9 @@
           <w:rFonts w:ascii="Times New Roman" w:eastAsia="Times New Roman" w:hAnsi="Times New Roman" w:cs="Times New Roman"/>
           <w:noProof/>
           <w:kern w:val="0"/>
-          <w:lang/>
         </w:rPr>
         <w:pict w14:anchorId="58BAB108">
-          <v:rect id="_x0000_i1029" alt="" style="width:468pt;height:.05pt;mso-width-percent:0;mso-height-percent:0;mso-width-percent:0;mso-height-percent:0" o:hralign="center" o:hrstd="t" o:hr="t" fillcolor="#a0a0a0" stroked="f"/>
+          <v:rect id="_x0000_i1031" alt="" style="width:6in;height:.05pt;mso-width-percent:0;mso-height-percent:0;mso-width-percent:0;mso-height-percent:0" o:hralign="center" o:hrstd="t" o:hr="t" fillcolor="#a0a0a0" stroked="f"/>
         </w:pict>
       </w:r>
     </w:p>
@@ -1367,7 +1390,6 @@
           <w:kern w:val="0"/>
           <w:sz w:val="36"/>
           <w:szCs w:val="36"/>
-          <w:lang/>
           <w14:ligatures w14:val="none"/>
         </w:rPr>
         <w:t>Evidence and Proof</w:t>
@@ -1443,6 +1465,7 @@
       <w:r>
         <w:rPr>
           <w:rFonts w:ascii="Times New Roman" w:eastAsia="Times New Roman" w:hAnsi="Times New Roman" w:cs="Times New Roman"/>
+          <w:noProof/>
           <w:kern w:val="0"/>
           <w14:ligatures w14:val="none"/>
         </w:rPr>
@@ -1587,6 +1610,7 @@
       <w:r>
         <w:rPr>
           <w:rFonts w:ascii="Times New Roman" w:eastAsia="Times New Roman" w:hAnsi="Times New Roman" w:cs="Times New Roman"/>
+          <w:noProof/>
           <w:kern w:val="0"/>
           <w14:ligatures w14:val="none"/>
         </w:rPr>
@@ -1790,7 +1814,6 @@
         <w:rPr>
           <w:rFonts w:ascii="Times New Roman" w:eastAsia="Times New Roman" w:hAnsi="Times New Roman" w:cs="Times New Roman"/>
           <w:kern w:val="0"/>
-          <w:lang/>
           <w14:ligatures w14:val="none"/>
         </w:rPr>
       </w:pPr>
@@ -1799,10 +1822,9 @@
           <w:rFonts w:ascii="Times New Roman" w:eastAsia="Times New Roman" w:hAnsi="Times New Roman" w:cs="Times New Roman"/>
           <w:noProof/>
           <w:kern w:val="0"/>
-          <w:lang/>
         </w:rPr>
         <w:pict w14:anchorId="12DACB3C">
-          <v:rect id="_x0000_i1031" alt="" style="width:468pt;height:.05pt;mso-width-percent:0;mso-height-percent:0;mso-width-percent:0;mso-height-percent:0" o:hralign="center" o:hrstd="t" o:hr="t" fillcolor="#a0a0a0" stroked="f"/>
+          <v:rect id="_x0000_i1030" alt="" style="width:6in;height:.05pt;mso-width-percent:0;mso-height-percent:0;mso-width-percent:0;mso-height-percent:0" o:hralign="center" o:hrstd="t" o:hr="t" fillcolor="#a0a0a0" stroked="f"/>
         </w:pict>
       </w:r>
     </w:p>
@@ -1834,7 +1856,6 @@
           <w:kern w:val="0"/>
           <w:sz w:val="36"/>
           <w:szCs w:val="36"/>
-          <w:lang/>
           <w14:ligatures w14:val="none"/>
         </w:rPr>
         <w:t>Fix Strategy / Probable Mitigation</w:t>
@@ -1877,7 +1898,6 @@
         <w:rPr>
           <w:rFonts w:ascii="Times New Roman" w:eastAsia="Times New Roman" w:hAnsi="Times New Roman" w:cs="Times New Roman"/>
           <w:kern w:val="0"/>
-          <w:lang/>
           <w14:ligatures w14:val="none"/>
         </w:rPr>
       </w:pPr>
@@ -1894,10 +1914,9 @@
           <w:rFonts w:ascii="Times New Roman" w:eastAsia="Times New Roman" w:hAnsi="Times New Roman" w:cs="Times New Roman"/>
           <w:noProof/>
           <w:kern w:val="0"/>
-          <w:lang/>
         </w:rPr>
         <w:pict w14:anchorId="6EB37B36">
-          <v:rect id="_x0000_i1032" alt="" style="width:468pt;height:.05pt;mso-width-percent:0;mso-height-percent:0;mso-width-percent:0;mso-height-percent:0" o:hralign="center" o:hrstd="t" o:hr="t" fillcolor="#a0a0a0" stroked="f"/>
+          <v:rect id="_x0000_i1029" alt="" style="width:6in;height:.05pt;mso-width-percent:0;mso-height-percent:0;mso-width-percent:0;mso-height-percent:0" o:hralign="center" o:hrstd="t" o:hr="t" fillcolor="#a0a0a0" stroked="f"/>
         </w:pict>
       </w:r>
     </w:p>
@@ -1929,7 +1948,6 @@
           <w:kern w:val="0"/>
           <w:sz w:val="36"/>
           <w:szCs w:val="36"/>
-          <w:lang/>
           <w14:ligatures w14:val="none"/>
         </w:rPr>
         <w:t>Code / Config Changes</w:t>
@@ -1960,17 +1978,7 @@
           <w:kern w:val="0"/>
           <w14:ligatures w14:val="none"/>
         </w:rPr>
-        <w:t>S3 Bucket Policy Update</w:t>
-      </w:r>
-      <w:r>
-        <w:rPr>
-          <w:rFonts w:ascii="Times New Roman" w:eastAsia="Times New Roman" w:hAnsi="Times New Roman" w:cs="Times New Roman"/>
-          <w:b/>
-          <w:bCs/>
-          <w:kern w:val="0"/>
-          <w14:ligatures w14:val="none"/>
-        </w:rPr>
-        <w:t xml:space="preserve"> </w:t>
+        <w:t xml:space="preserve">S3 Bucket Policy Update </w:t>
       </w:r>
     </w:p>
     <w:p>
@@ -2001,6 +2009,9 @@
         <w:outlineLvl w:val="1"/>
       </w:pPr>
       <w:r>
+        <w:rPr>
+          <w:noProof/>
+        </w:rPr>
         <w:lastRenderedPageBreak/>
         <w:drawing>
           <wp:inline distT="0" distB="0" distL="0" distR="0" wp14:anchorId="6CC8A294" wp14:editId="2BEA5547">
@@ -2081,7 +2092,6 @@
         <w:rPr>
           <w:rFonts w:ascii="Times New Roman" w:eastAsia="Times New Roman" w:hAnsi="Times New Roman" w:cs="Times New Roman"/>
           <w:kern w:val="0"/>
-          <w:lang/>
           <w14:ligatures w14:val="none"/>
         </w:rPr>
       </w:pPr>
@@ -2090,10 +2100,9 @@
           <w:rFonts w:ascii="Times New Roman" w:eastAsia="Times New Roman" w:hAnsi="Times New Roman" w:cs="Times New Roman"/>
           <w:noProof/>
           <w:kern w:val="0"/>
-          <w:lang/>
         </w:rPr>
         <w:pict w14:anchorId="40FDC5DF">
-          <v:rect id="_x0000_i1033" alt="" style="width:468pt;height:.05pt;mso-width-percent:0;mso-height-percent:0;mso-width-percent:0;mso-height-percent:0" o:hralign="center" o:hrstd="t" o:hr="t" fillcolor="#a0a0a0" stroked="f"/>
+          <v:rect id="_x0000_i1028" alt="" style="width:6in;height:.05pt;mso-width-percent:0;mso-height-percent:0;mso-width-percent:0;mso-height-percent:0" o:hralign="center" o:hrstd="t" o:hr="t" fillcolor="#a0a0a0" stroked="f"/>
         </w:pict>
       </w:r>
     </w:p>
@@ -2125,7 +2134,6 @@
           <w:kern w:val="0"/>
           <w:sz w:val="36"/>
           <w:szCs w:val="36"/>
-          <w:lang/>
           <w14:ligatures w14:val="none"/>
         </w:rPr>
         <w:t>Verification After Fix</w:t>
@@ -2148,13 +2156,6 @@
           <w14:ligatures w14:val="none"/>
         </w:rPr>
         <w:tab/>
-      </w:r>
-      <w:r>
-        <w:rPr>
-          <w:rFonts w:ascii="Times New Roman" w:eastAsia="Times New Roman" w:hAnsi="Times New Roman" w:cs="Times New Roman"/>
-          <w:kern w:val="0"/>
-          <w14:ligatures w14:val="none"/>
-        </w:rPr>
         <w:t>After applying the bucket policy fix, the system was tested again.</w:t>
       </w:r>
     </w:p>
@@ -2264,6 +2265,7 @@
       <w:r>
         <w:rPr>
           <w:rFonts w:ascii="Times New Roman" w:eastAsia="Times New Roman" w:hAnsi="Times New Roman" w:cs="Times New Roman"/>
+          <w:noProof/>
           <w:kern w:val="0"/>
           <w14:ligatures w14:val="none"/>
         </w:rPr>
@@ -2502,10 +2504,9 @@
           <w:rFonts w:ascii="Times New Roman" w:eastAsia="Times New Roman" w:hAnsi="Times New Roman" w:cs="Times New Roman"/>
           <w:noProof/>
           <w:kern w:val="0"/>
-          <w:lang/>
         </w:rPr>
         <w:pict w14:anchorId="63C5BB8D">
-          <v:rect id="_x0000_i1063" alt="" style="width:426.8pt;height:.05pt;mso-width-percent:0;mso-height-percent:0;mso-width-percent:0;mso-height-percent:0" o:hrpct="988" o:hralign="center" o:hrstd="t" o:hr="t" fillcolor="#a0a0a0" stroked="f"/>
+          <v:rect id="_x0000_i1027" alt="" style="width:426.8pt;height:.05pt;mso-width-percent:0;mso-height-percent:0;mso-width-percent:0;mso-height-percent:0" o:hrpct="988" o:hralign="center" o:hrstd="t" o:hr="t" fillcolor="#a0a0a0" stroked="f"/>
         </w:pict>
       </w:r>
     </w:p>
@@ -2524,7 +2525,6 @@
           <w:kern w:val="0"/>
           <w:sz w:val="36"/>
           <w:szCs w:val="36"/>
-          <w:lang/>
           <w14:ligatures w14:val="none"/>
         </w:rPr>
       </w:pPr>
@@ -2538,7 +2538,6 @@
           <w:kern w:val="0"/>
           <w:sz w:val="36"/>
           <w:szCs w:val="36"/>
-          <w:lang/>
           <w14:ligatures w14:val="none"/>
         </w:rPr>
         <w:t>Structured Operation and Security Analysis</w:t>
@@ -3001,7 +3000,6 @@
           <w:kern w:val="0"/>
           <w:sz w:val="36"/>
           <w:szCs w:val="36"/>
-          <w:lang/>
           <w14:ligatures w14:val="none"/>
         </w:rPr>
       </w:pPr>
@@ -3034,7 +3032,6 @@
           <w:kern w:val="0"/>
           <w:sz w:val="36"/>
           <w:szCs w:val="36"/>
-          <w:lang/>
           <w14:ligatures w14:val="none"/>
         </w:rPr>
         <w:t>Summary Tables</w:t>
@@ -3089,7 +3086,6 @@
                 <w:kern w:val="0"/>
                 <w:sz w:val="27"/>
                 <w:szCs w:val="27"/>
-                <w:lang/>
                 <w14:ligatures w14:val="none"/>
               </w:rPr>
             </w:pPr>
@@ -3101,7 +3097,6 @@
                 <w:kern w:val="0"/>
                 <w:sz w:val="27"/>
                 <w:szCs w:val="27"/>
-                <w:lang/>
                 <w14:ligatures w14:val="none"/>
               </w:rPr>
               <w:t>Table 1</w:t>
@@ -3123,7 +3118,6 @@
                 <w:kern w:val="0"/>
                 <w:sz w:val="27"/>
                 <w:szCs w:val="27"/>
-                <w:lang/>
                 <w14:ligatures w14:val="none"/>
               </w:rPr>
             </w:pPr>
@@ -3144,7 +3138,6 @@
                 <w:kern w:val="0"/>
                 <w:sz w:val="27"/>
                 <w:szCs w:val="27"/>
-                <w:lang/>
                 <w14:ligatures w14:val="none"/>
               </w:rPr>
             </w:pPr>
@@ -3165,7 +3158,6 @@
                 <w:kern w:val="0"/>
                 <w:sz w:val="27"/>
                 <w:szCs w:val="27"/>
-                <w:lang/>
                 <w14:ligatures w14:val="none"/>
               </w:rPr>
             </w:pPr>
@@ -3186,7 +3178,6 @@
                 <w:kern w:val="0"/>
                 <w:sz w:val="27"/>
                 <w:szCs w:val="27"/>
-                <w:lang/>
                 <w14:ligatures w14:val="none"/>
               </w:rPr>
             </w:pPr>
@@ -3276,9 +3267,6 @@
               <w:jc w:val="center"/>
             </w:pPr>
             <w:r>
-              <w:rPr>
-                <w:lang w:val="en-US"/>
-              </w:rPr>
               <w:lastRenderedPageBreak/>
               <w:t>Insecure Cloud Configuration</w:t>
             </w:r>
@@ -3294,9 +3282,6 @@
               <w:jc w:val="center"/>
             </w:pPr>
             <w:r>
-              <w:rPr>
-                <w:lang w:val="en-US"/>
-              </w:rPr>
               <w:t>Only authorized entities should write to S3</w:t>
             </w:r>
           </w:p>
@@ -3311,9 +3296,6 @@
               <w:jc w:val="center"/>
             </w:pPr>
             <w:r>
-              <w:rPr>
-                <w:lang w:val="en-US"/>
-              </w:rPr>
               <w:t>S3 uploads, CloudWatch logs</w:t>
             </w:r>
           </w:p>
@@ -3328,9 +3310,6 @@
               <w:jc w:val="center"/>
             </w:pPr>
             <w:r>
-              <w:rPr>
-                <w:lang w:val="en-US"/>
-              </w:rPr>
               <w:t>Valid uploads processed successfully</w:t>
             </w:r>
           </w:p>
@@ -3345,9 +3324,6 @@
               <w:jc w:val="center"/>
             </w:pPr>
             <w:r>
-              <w:rPr>
-                <w:lang w:val="en-US"/>
-              </w:rPr>
               <w:t>Unauthorized uploads accepted and triggered backend</w:t>
             </w:r>
           </w:p>
@@ -3361,7 +3337,6 @@
         <w:rPr>
           <w:rFonts w:ascii="Times New Roman" w:eastAsia="Times New Roman" w:hAnsi="Times New Roman" w:cs="Times New Roman"/>
           <w:kern w:val="0"/>
-          <w:lang/>
           <w14:ligatures w14:val="none"/>
         </w:rPr>
       </w:pPr>
@@ -3370,10 +3345,9 @@
           <w:rFonts w:ascii="Times New Roman" w:eastAsia="Times New Roman" w:hAnsi="Times New Roman" w:cs="Times New Roman"/>
           <w:noProof/>
           <w:kern w:val="0"/>
-          <w:lang/>
         </w:rPr>
         <w:pict w14:anchorId="5257146B">
-          <v:rect id="_x0000_i1039" alt="" style="width:468pt;height:.05pt;mso-width-percent:0;mso-height-percent:0;mso-width-percent:0;mso-height-percent:0" o:hralign="center" o:hrstd="t" o:hr="t" fillcolor="#a0a0a0" stroked="f"/>
+          <v:rect id="_x0000_i1026" alt="" style="width:6in;height:.05pt;mso-width-percent:0;mso-height-percent:0;mso-width-percent:0;mso-height-percent:0" o:hralign="center" o:hrstd="t" o:hr="t" fillcolor="#a0a0a0" stroked="f"/>
         </w:pict>
       </w:r>
     </w:p>
@@ -3384,7 +3358,6 @@
         <w:rPr>
           <w:rFonts w:ascii="Times New Roman" w:eastAsia="Times New Roman" w:hAnsi="Times New Roman" w:cs="Times New Roman"/>
           <w:kern w:val="0"/>
-          <w:lang/>
           <w14:ligatures w14:val="none"/>
         </w:rPr>
       </w:pPr>
@@ -3507,9 +3480,6 @@
               <w:jc w:val="center"/>
             </w:pPr>
             <w:r>
-              <w:rPr>
-                <w:lang w:val="en-US"/>
-              </w:rPr>
               <w:t>Insecure Cloud Configuration</w:t>
             </w:r>
           </w:p>
@@ -3524,9 +3494,6 @@
               <w:jc w:val="center"/>
             </w:pPr>
             <w:r>
-              <w:rPr>
-                <w:lang w:val="en-US"/>
-              </w:rPr>
               <w:t>Untrusted users can write to S3 and influence backend execution</w:t>
             </w:r>
           </w:p>
@@ -3541,9 +3508,6 @@
               <w:jc w:val="center"/>
             </w:pPr>
             <w:r>
-              <w:rPr>
-                <w:lang w:val="en-US"/>
-              </w:rPr>
               <w:t>Security-relevant misuse</w:t>
             </w:r>
           </w:p>
@@ -3558,9 +3522,6 @@
               <w:jc w:val="center"/>
             </w:pPr>
             <w:r>
-              <w:rPr>
-                <w:lang w:val="en-US"/>
-              </w:rPr>
               <w:t xml:space="preserve">S3 bucket policy </w:t>
             </w:r>
           </w:p>
@@ -3573,22 +3534,13 @@
             <w:pPr>
               <w:pStyle w:val="p1"/>
               <w:jc w:val="center"/>
-              <w:rPr>
-                <w:lang w:val="en-US"/>
-              </w:rPr>
             </w:pPr>
             <w:proofErr w:type="spellStart"/>
             <w:r>
-              <w:rPr>
-                <w:lang w:val="en-US"/>
-              </w:rPr>
               <w:t>AccessDenied</w:t>
             </w:r>
             <w:proofErr w:type="spellEnd"/>
             <w:r>
-              <w:rPr>
-                <w:lang w:val="en-US"/>
-              </w:rPr>
               <w:t xml:space="preserve"> error and no backend execution</w:t>
             </w:r>
           </w:p>
@@ -3607,9 +3559,6 @@
             <w:pPr>
               <w:pStyle w:val="p1"/>
               <w:jc w:val="center"/>
-              <w:rPr>
-                <w:lang w:val="en-US"/>
-              </w:rPr>
             </w:pPr>
           </w:p>
         </w:tc>
@@ -3622,7 +3571,6 @@
         <w:rPr>
           <w:rFonts w:ascii="Times New Roman" w:eastAsia="Times New Roman" w:hAnsi="Times New Roman" w:cs="Times New Roman"/>
           <w:kern w:val="0"/>
-          <w:lang/>
           <w14:ligatures w14:val="none"/>
         </w:rPr>
       </w:pPr>
@@ -3631,10 +3579,9 @@
           <w:rFonts w:ascii="Times New Roman" w:eastAsia="Times New Roman" w:hAnsi="Times New Roman" w:cs="Times New Roman"/>
           <w:noProof/>
           <w:kern w:val="0"/>
-          <w:lang/>
         </w:rPr>
         <w:pict w14:anchorId="71B7395D">
-          <v:rect id="_x0000_i1040" alt="" style="width:468pt;height:.05pt;mso-width-percent:0;mso-height-percent:0;mso-width-percent:0;mso-height-percent:0" o:hralign="center" o:hrstd="t" o:hr="t" fillcolor="#a0a0a0" stroked="f"/>
+          <v:rect id="_x0000_i1025" alt="" style="width:431.95pt;height:.05pt;mso-width-percent:0;mso-height-percent:0;mso-width-percent:0;mso-height-percent:0" o:hrpct="923" o:hralign="center" o:hrstd="t" o:hr="t" fillcolor="#a0a0a0" stroked="f"/>
         </w:pict>
       </w:r>
     </w:p>
@@ -3653,7 +3600,6 @@
           <w:kern w:val="0"/>
           <w:sz w:val="36"/>
           <w:szCs w:val="36"/>
-          <w:lang/>
           <w14:ligatures w14:val="none"/>
         </w:rPr>
       </w:pPr>
@@ -3667,16 +3613,20 @@
           <w:kern w:val="0"/>
           <w:sz w:val="36"/>
           <w:szCs w:val="36"/>
-          <w:lang/>
           <w14:ligatures w14:val="none"/>
         </w:rPr>
         <w:t>Takeaway / Lessons Learned</w:t>
       </w:r>
     </w:p>
     <w:p>
-      <w:r>
-        <w:rPr>
-          <w:lang/>
+      <w:pPr>
+        <w:rPr>
+          <w:rFonts w:asciiTheme="majorBidi" w:hAnsiTheme="majorBidi" w:cstheme="majorBidi"/>
+        </w:rPr>
+      </w:pPr>
+      <w:r>
+        <w:rPr>
+          <w:rFonts w:asciiTheme="majorBidi" w:hAnsiTheme="majorBidi" w:cstheme="majorBidi"/>
         </w:rPr>
         <w:t>This lesson demonstrates that cloud misconfiguration can introduce critical vulnerabilities even when application code appears secure.</w:t>
       </w:r>
@@ -3684,12 +3634,12 @@
     <w:p>
       <w:pPr>
         <w:rPr>
-          <w:lang/>
-        </w:rPr>
-      </w:pPr>
-      <w:r>
-        <w:rPr>
-          <w:lang/>
+          <w:rFonts w:asciiTheme="majorBidi" w:hAnsiTheme="majorBidi" w:cstheme="majorBidi"/>
+        </w:rPr>
+      </w:pPr>
+      <w:r>
+        <w:rPr>
+          <w:rFonts w:asciiTheme="majorBidi" w:hAnsiTheme="majorBidi" w:cstheme="majorBidi"/>
         </w:rPr>
         <w:t>Key lessons:</w:t>
       </w:r>
@@ -3697,12 +3647,12 @@
     <w:p>
       <w:pPr>
         <w:rPr>
-          <w:lang/>
-        </w:rPr>
-      </w:pPr>
-      <w:r>
-        <w:rPr>
-          <w:lang/>
+          <w:rFonts w:asciiTheme="majorBidi" w:hAnsiTheme="majorBidi" w:cstheme="majorBidi"/>
+        </w:rPr>
+      </w:pPr>
+      <w:r>
+        <w:rPr>
+          <w:rFonts w:asciiTheme="majorBidi" w:hAnsiTheme="majorBidi" w:cstheme="majorBidi"/>
         </w:rPr>
         <w:t xml:space="preserve">• Cloud resources must be properly secured  </w:t>
       </w:r>
@@ -3710,12 +3660,12 @@
     <w:p>
       <w:pPr>
         <w:rPr>
-          <w:lang/>
-        </w:rPr>
-      </w:pPr>
-      <w:r>
-        <w:rPr>
-          <w:lang/>
+          <w:rFonts w:asciiTheme="majorBidi" w:hAnsiTheme="majorBidi" w:cstheme="majorBidi"/>
+        </w:rPr>
+      </w:pPr>
+      <w:r>
+        <w:rPr>
+          <w:rFonts w:asciiTheme="majorBidi" w:hAnsiTheme="majorBidi" w:cstheme="majorBidi"/>
         </w:rPr>
         <w:t xml:space="preserve">• S3 permissions should follow least privilege  </w:t>
       </w:r>
@@ -3723,20 +3673,25 @@
     <w:p>
       <w:pPr>
         <w:rPr>
-          <w:lang/>
-        </w:rPr>
-      </w:pPr>
-      <w:r>
-        <w:rPr>
-          <w:lang/>
+          <w:rFonts w:asciiTheme="majorBidi" w:hAnsiTheme="majorBidi" w:cstheme="majorBidi"/>
+        </w:rPr>
+      </w:pPr>
+      <w:r>
+        <w:rPr>
+          <w:rFonts w:asciiTheme="majorBidi" w:hAnsiTheme="majorBidi" w:cstheme="majorBidi"/>
         </w:rPr>
         <w:t xml:space="preserve">• External input must always be validated  </w:t>
       </w:r>
     </w:p>
     <w:p>
-      <w:r>
-        <w:rPr>
-          <w:lang/>
+      <w:pPr>
+        <w:rPr>
+          <w:rFonts w:asciiTheme="majorBidi" w:hAnsiTheme="majorBidi" w:cstheme="majorBidi"/>
+        </w:rPr>
+      </w:pPr>
+      <w:r>
+        <w:rPr>
+          <w:rFonts w:asciiTheme="majorBidi" w:hAnsiTheme="majorBidi" w:cstheme="majorBidi"/>
         </w:rPr>
         <w:t xml:space="preserve">• Backend systems must not trust object keys  </w:t>
       </w:r>
@@ -3744,12 +3699,12 @@
     <w:p>
       <w:pPr>
         <w:rPr>
-          <w:lang/>
-        </w:rPr>
-      </w:pPr>
-      <w:r>
-        <w:rPr>
-          <w:lang/>
+          <w:rFonts w:asciiTheme="majorBidi" w:hAnsiTheme="majorBidi" w:cstheme="majorBidi"/>
+        </w:rPr>
+      </w:pPr>
+      <w:r>
+        <w:rPr>
+          <w:rFonts w:asciiTheme="majorBidi" w:hAnsiTheme="majorBidi" w:cstheme="majorBidi"/>
         </w:rPr>
         <w:t>Secure configuration is essential to prevent unauthorized access and protect backend processing.</w:t>
       </w:r>
@@ -3920,7 +3875,7 @@
         <w:kern w:val="2"/>
         <w:sz w:val="24"/>
         <w:szCs w:val="24"/>
-        <w:lang w:eastAsia="en-US" w:bidi="ar-SA"/>
+        <w:lang w:val="en-SA" w:eastAsia="en-US" w:bidi="ar-SA"/>
         <w14:ligatures w14:val="standardContextual"/>
       </w:rPr>
     </w:rPrDefault>
@@ -4516,6 +4471,7 @@
   <w:style w:type="character" w:default="1" w:styleId="DefaultParagraphFont">
     <w:name w:val="Default Paragraph Font"/>
     <w:uiPriority w:val="1"/>
+    <w:semiHidden/>
     <w:unhideWhenUsed/>
   </w:style>
   <w:style w:type="table" w:default="1" w:styleId="TableNormal">
@@ -4853,7 +4809,6 @@
     <w:rPr>
       <w:rFonts w:ascii="Times New Roman" w:eastAsia="Times New Roman" w:hAnsi="Times New Roman" w:cs="Times New Roman"/>
       <w:kern w:val="0"/>
-      <w:lang/>
       <w14:ligatures w14:val="none"/>
     </w:rPr>
   </w:style>
@@ -4867,7 +4822,6 @@
     <w:rPr>
       <w:rFonts w:ascii="Times New Roman" w:eastAsia="Times New Roman" w:hAnsi="Times New Roman" w:cs="Times New Roman"/>
       <w:kern w:val="0"/>
-      <w:lang/>
       <w14:ligatures w14:val="none"/>
     </w:rPr>
   </w:style>
@@ -4949,7 +4903,6 @@
     <w:rPr>
       <w:rFonts w:ascii="Times New Roman" w:eastAsia="Times New Roman" w:hAnsi="Times New Roman" w:cs="Times New Roman"/>
       <w:kern w:val="0"/>
-      <w:lang/>
       <w14:ligatures w14:val="none"/>
     </w:rPr>
   </w:style>
